--- a/运动生理学_名解背诵册.docx
+++ b/运动生理学_名解背诵册.docx
@@ -10449,7 +10449,7 @@
                 <w:color w:val="1F2A33"/>
                 <w:sz w:val="21"/>
               </w:rPr>
-              <w:t>酸碱平衡概述中的定义</w:t>
+              <w:t>酸碱平衡的概述</w:t>
             </w:r>
           </w:p>
         </w:tc>
@@ -12065,7 +12065,7 @@
                 <w:color w:val="1F2A33"/>
                 <w:sz w:val="21"/>
               </w:rPr>
-              <w:t>呼吸过程中的定义；通气指标在第21页</w:t>
+              <w:t>呼吸的三大环节；通气指标在第21页</w:t>
             </w:r>
           </w:p>
         </w:tc>
